--- a/registry/jobs/2026-08-29_144041_web-to-emotions-digital-agency-wow-lab-sb-srl_php-developer-senior/application/cv.docx
+++ b/registry/jobs/2026-08-29_144041_web-to-emotions-digital-agency-wow-lab-sb-srl_php-developer-senior/application/cv.docx
@@ -36,7 +36,7 @@
           <w:szCs w:val="24"/>
           <w:rtl w:val="false"/>
         </w:rPr>
-        <w:t xml:space="preserve">PHP Developer Senior</w:t>
+        <w:t xml:space="preserve">Senior PHP Developer — Backend Systems, APIs and Reliable Delivery</w:t>
       </w:r>
     </w:p>
     <w:p>
@@ -55,7 +55,7 @@
         </w:rPr>
         <w:t xml:space="preserve">Rome, Italy | </w:t>
       </w:r>
-      <w:hyperlink w:history="1" r:id="rIdztno8hq3u_dj-mks8rt-z">
+      <w:hyperlink w:history="1" r:id="rIdon5mcabfy2nghsscf55hy">
         <w:r>
           <w:rPr>
             <w:rFonts w:ascii="Aptos" w:cs="Aptos" w:eastAsia="Aptos" w:hAnsi="Aptos"/>
@@ -76,8 +76,44 @@
           <w:szCs w:val="24"/>
           <w:rtl w:val="false"/>
         </w:rPr>
-        <w:t xml:space="preserve"> | +39 351 370 1194 | LinkedIn | GitHub</w:t>
-      </w:r>
+        <w:t xml:space="preserve"> | +39 351 370 1194 | </w:t>
+      </w:r>
+      <w:hyperlink w:history="1" r:id="rId3u88w_arkjjrdijkkkjgw">
+        <w:r>
+          <w:rPr>
+            <w:rFonts w:ascii="Aptos" w:cs="Aptos" w:eastAsia="Aptos" w:hAnsi="Aptos"/>
+            <w:color w:val="0000FF"/>
+            <w:sz w:val="24"/>
+            <w:szCs w:val="24"/>
+            <w:u w:val="single"/>
+            <w:rtl w:val="false"/>
+          </w:rPr>
+          <w:t xml:space="preserve">https://www.linkedin.com/in/valentinnikolaev</w:t>
+        </w:r>
+      </w:hyperlink>
+      <w:r>
+        <w:rPr>
+          <w:rFonts w:ascii="Aptos" w:cs="Aptos" w:eastAsia="Aptos" w:hAnsi="Aptos"/>
+          <w:color w:val="000000"/>
+          <w:sz w:val="24"/>
+          <w:szCs w:val="24"/>
+          <w:rtl w:val="false"/>
+        </w:rPr>
+        <w:t xml:space="preserve"> | </w:t>
+      </w:r>
+      <w:hyperlink w:history="1" r:id="rIdychv_ld1x672czmli-1ok">
+        <w:r>
+          <w:rPr>
+            <w:rFonts w:ascii="Aptos" w:cs="Aptos" w:eastAsia="Aptos" w:hAnsi="Aptos"/>
+            <w:color w:val="0000FF"/>
+            <w:sz w:val="24"/>
+            <w:szCs w:val="24"/>
+            <w:u w:val="single"/>
+            <w:rtl w:val="false"/>
+          </w:rPr>
+          <w:t xml:space="preserve">https://github.com/ValentinNikolaev</w:t>
+        </w:r>
+      </w:hyperlink>
     </w:p>
     <w:p>
       <w:pPr>
@@ -113,7 +149,7 @@
           <w:szCs w:val="24"/>
           <w:rtl w:val="false"/>
         </w:rPr>
-        <w:t xml:space="preserve">Senior backend engineer with 15+ years building PHP and Go systems. Strong evidence in Laravel, Symfony, MySQL, PostgreSQL, REST APIs, performance optimization, production reliability, and technical leadership.</w:t>
+        <w:t xml:space="preserve">Backend engineer with 15+ years of production experience across PHP and Go. I build and improve maintainable services, API integrations and delivery pipelines, with direct experience in Laravel, Symfony, relational databases, cloud deployment and operational troubleshooting. My work has covered document automation, customer operations automation, analytics and high-volume communication systems. For a senior PHP role, I bring a backend-first approach: clear interfaces, measured performance work, pragmatic architecture and reliable production delivery.</w:t>
       </w:r>
     </w:p>
     <w:p>
@@ -138,6 +174,907 @@
     </w:p>
     <w:p>
       <w:pPr>
+        <w:pStyle w:val="ListParagraph"/>
+        <w:numPr>
+          <w:ilvl w:val="0"/>
+          <w:numId w:val="1"/>
+        </w:numPr>
+        <w:bidi w:val="false"/>
+        <w:spacing w:after="60" w:before="60"/>
+      </w:pPr>
+      <w:r>
+        <w:rPr>
+          <w:rFonts w:ascii="Aptos" w:cs="Aptos" w:eastAsia="Aptos" w:hAnsi="Aptos"/>
+          <w:color w:val="000000"/>
+          <w:sz w:val="24"/>
+          <w:szCs w:val="24"/>
+          <w:rtl w:val="false"/>
+        </w:rPr>
+        <w:t xml:space="preserve">PHP</w:t>
+      </w:r>
+    </w:p>
+    <w:p>
+      <w:pPr>
+        <w:pStyle w:val="ListParagraph"/>
+        <w:numPr>
+          <w:ilvl w:val="0"/>
+          <w:numId w:val="1"/>
+        </w:numPr>
+        <w:bidi w:val="false"/>
+        <w:spacing w:after="60" w:before="60"/>
+      </w:pPr>
+      <w:r>
+        <w:rPr>
+          <w:rFonts w:ascii="Aptos" w:cs="Aptos" w:eastAsia="Aptos" w:hAnsi="Aptos"/>
+          <w:color w:val="000000"/>
+          <w:sz w:val="24"/>
+          <w:szCs w:val="24"/>
+          <w:rtl w:val="false"/>
+        </w:rPr>
+        <w:t xml:space="preserve">Laravel</w:t>
+      </w:r>
+    </w:p>
+    <w:p>
+      <w:pPr>
+        <w:pStyle w:val="ListParagraph"/>
+        <w:numPr>
+          <w:ilvl w:val="0"/>
+          <w:numId w:val="1"/>
+        </w:numPr>
+        <w:bidi w:val="false"/>
+        <w:spacing w:after="60" w:before="60"/>
+      </w:pPr>
+      <w:r>
+        <w:rPr>
+          <w:rFonts w:ascii="Aptos" w:cs="Aptos" w:eastAsia="Aptos" w:hAnsi="Aptos"/>
+          <w:color w:val="000000"/>
+          <w:sz w:val="24"/>
+          <w:szCs w:val="24"/>
+          <w:rtl w:val="false"/>
+        </w:rPr>
+        <w:t xml:space="preserve">Symfony</w:t>
+      </w:r>
+    </w:p>
+    <w:p>
+      <w:pPr>
+        <w:pStyle w:val="ListParagraph"/>
+        <w:numPr>
+          <w:ilvl w:val="0"/>
+          <w:numId w:val="1"/>
+        </w:numPr>
+        <w:bidi w:val="false"/>
+        <w:spacing w:after="60" w:before="60"/>
+      </w:pPr>
+      <w:r>
+        <w:rPr>
+          <w:rFonts w:ascii="Aptos" w:cs="Aptos" w:eastAsia="Aptos" w:hAnsi="Aptos"/>
+          <w:color w:val="000000"/>
+          <w:sz w:val="24"/>
+          <w:szCs w:val="24"/>
+          <w:rtl w:val="false"/>
+        </w:rPr>
+        <w:t xml:space="preserve">MySQL</w:t>
+      </w:r>
+    </w:p>
+    <w:p>
+      <w:pPr>
+        <w:pStyle w:val="ListParagraph"/>
+        <w:numPr>
+          <w:ilvl w:val="0"/>
+          <w:numId w:val="1"/>
+        </w:numPr>
+        <w:bidi w:val="false"/>
+        <w:spacing w:after="60" w:before="60"/>
+      </w:pPr>
+      <w:r>
+        <w:rPr>
+          <w:rFonts w:ascii="Aptos" w:cs="Aptos" w:eastAsia="Aptos" w:hAnsi="Aptos"/>
+          <w:color w:val="000000"/>
+          <w:sz w:val="24"/>
+          <w:szCs w:val="24"/>
+          <w:rtl w:val="false"/>
+        </w:rPr>
+        <w:t xml:space="preserve">PostgreSQL</w:t>
+      </w:r>
+    </w:p>
+    <w:p>
+      <w:pPr>
+        <w:pStyle w:val="ListParagraph"/>
+        <w:numPr>
+          <w:ilvl w:val="0"/>
+          <w:numId w:val="1"/>
+        </w:numPr>
+        <w:bidi w:val="false"/>
+        <w:spacing w:after="60" w:before="60"/>
+      </w:pPr>
+      <w:r>
+        <w:rPr>
+          <w:rFonts w:ascii="Aptos" w:cs="Aptos" w:eastAsia="Aptos" w:hAnsi="Aptos"/>
+          <w:color w:val="000000"/>
+          <w:sz w:val="24"/>
+          <w:szCs w:val="24"/>
+          <w:rtl w:val="false"/>
+        </w:rPr>
+        <w:t xml:space="preserve">SQL performance optimisation</w:t>
+      </w:r>
+    </w:p>
+    <w:p>
+      <w:pPr>
+        <w:pStyle w:val="ListParagraph"/>
+        <w:numPr>
+          <w:ilvl w:val="0"/>
+          <w:numId w:val="1"/>
+        </w:numPr>
+        <w:bidi w:val="false"/>
+        <w:spacing w:after="60" w:before="60"/>
+      </w:pPr>
+      <w:r>
+        <w:rPr>
+          <w:rFonts w:ascii="Aptos" w:cs="Aptos" w:eastAsia="Aptos" w:hAnsi="Aptos"/>
+          <w:color w:val="000000"/>
+          <w:sz w:val="24"/>
+          <w:szCs w:val="24"/>
+          <w:rtl w:val="false"/>
+        </w:rPr>
+        <w:t xml:space="preserve">REST APIs</w:t>
+      </w:r>
+    </w:p>
+    <w:p>
+      <w:pPr>
+        <w:pStyle w:val="ListParagraph"/>
+        <w:numPr>
+          <w:ilvl w:val="0"/>
+          <w:numId w:val="1"/>
+        </w:numPr>
+        <w:bidi w:val="false"/>
+        <w:spacing w:after="60" w:before="60"/>
+      </w:pPr>
+      <w:r>
+        <w:rPr>
+          <w:rFonts w:ascii="Aptos" w:cs="Aptos" w:eastAsia="Aptos" w:hAnsi="Aptos"/>
+          <w:color w:val="000000"/>
+          <w:sz w:val="24"/>
+          <w:szCs w:val="24"/>
+          <w:rtl w:val="false"/>
+        </w:rPr>
+        <w:t xml:space="preserve">API integration</w:t>
+      </w:r>
+    </w:p>
+    <w:p>
+      <w:pPr>
+        <w:pStyle w:val="ListParagraph"/>
+        <w:numPr>
+          <w:ilvl w:val="0"/>
+          <w:numId w:val="1"/>
+        </w:numPr>
+        <w:bidi w:val="false"/>
+        <w:spacing w:after="60" w:before="60"/>
+      </w:pPr>
+      <w:r>
+        <w:rPr>
+          <w:rFonts w:ascii="Aptos" w:cs="Aptos" w:eastAsia="Aptos" w:hAnsi="Aptos"/>
+          <w:color w:val="000000"/>
+          <w:sz w:val="24"/>
+          <w:szCs w:val="24"/>
+          <w:rtl w:val="false"/>
+        </w:rPr>
+        <w:t xml:space="preserve">RabbitMQ</w:t>
+      </w:r>
+    </w:p>
+    <w:p>
+      <w:pPr>
+        <w:pStyle w:val="ListParagraph"/>
+        <w:numPr>
+          <w:ilvl w:val="0"/>
+          <w:numId w:val="1"/>
+        </w:numPr>
+        <w:bidi w:val="false"/>
+        <w:spacing w:after="60" w:before="60"/>
+      </w:pPr>
+      <w:r>
+        <w:rPr>
+          <w:rFonts w:ascii="Aptos" w:cs="Aptos" w:eastAsia="Aptos" w:hAnsi="Aptos"/>
+          <w:color w:val="000000"/>
+          <w:sz w:val="24"/>
+          <w:szCs w:val="24"/>
+          <w:rtl w:val="false"/>
+        </w:rPr>
+        <w:t xml:space="preserve">AWS</w:t>
+      </w:r>
+    </w:p>
+    <w:p>
+      <w:pPr>
+        <w:pStyle w:val="ListParagraph"/>
+        <w:numPr>
+          <w:ilvl w:val="0"/>
+          <w:numId w:val="1"/>
+        </w:numPr>
+        <w:bidi w:val="false"/>
+        <w:spacing w:after="60" w:before="60"/>
+      </w:pPr>
+      <w:r>
+        <w:rPr>
+          <w:rFonts w:ascii="Aptos" w:cs="Aptos" w:eastAsia="Aptos" w:hAnsi="Aptos"/>
+          <w:color w:val="000000"/>
+          <w:sz w:val="24"/>
+          <w:szCs w:val="24"/>
+          <w:rtl w:val="false"/>
+        </w:rPr>
+        <w:t xml:space="preserve">Kubernetes</w:t>
+      </w:r>
+    </w:p>
+    <w:p>
+      <w:pPr>
+        <w:pStyle w:val="ListParagraph"/>
+        <w:numPr>
+          <w:ilvl w:val="0"/>
+          <w:numId w:val="1"/>
+        </w:numPr>
+        <w:bidi w:val="false"/>
+        <w:spacing w:after="60" w:before="60"/>
+      </w:pPr>
+      <w:r>
+        <w:rPr>
+          <w:rFonts w:ascii="Aptos" w:cs="Aptos" w:eastAsia="Aptos" w:hAnsi="Aptos"/>
+          <w:color w:val="000000"/>
+          <w:sz w:val="24"/>
+          <w:szCs w:val="24"/>
+          <w:rtl w:val="false"/>
+        </w:rPr>
+        <w:t xml:space="preserve">GitHub Actions</w:t>
+      </w:r>
+    </w:p>
+    <w:p>
+      <w:pPr>
+        <w:pStyle w:val="ListParagraph"/>
+        <w:numPr>
+          <w:ilvl w:val="0"/>
+          <w:numId w:val="1"/>
+        </w:numPr>
+        <w:bidi w:val="false"/>
+        <w:spacing w:after="60" w:before="60"/>
+      </w:pPr>
+      <w:r>
+        <w:rPr>
+          <w:rFonts w:ascii="Aptos" w:cs="Aptos" w:eastAsia="Aptos" w:hAnsi="Aptos"/>
+          <w:color w:val="000000"/>
+          <w:sz w:val="24"/>
+          <w:szCs w:val="24"/>
+          <w:rtl w:val="false"/>
+        </w:rPr>
+        <w:t xml:space="preserve">ArgoCD</w:t>
+      </w:r>
+    </w:p>
+    <w:p>
+      <w:pPr>
+        <w:pStyle w:val="ListParagraph"/>
+        <w:numPr>
+          <w:ilvl w:val="0"/>
+          <w:numId w:val="1"/>
+        </w:numPr>
+        <w:bidi w:val="false"/>
+        <w:spacing w:after="60" w:before="60"/>
+      </w:pPr>
+      <w:r>
+        <w:rPr>
+          <w:rFonts w:ascii="Aptos" w:cs="Aptos" w:eastAsia="Aptos" w:hAnsi="Aptos"/>
+          <w:color w:val="000000"/>
+          <w:sz w:val="24"/>
+          <w:szCs w:val="24"/>
+          <w:rtl w:val="false"/>
+        </w:rPr>
+        <w:t xml:space="preserve">Helm</w:t>
+      </w:r>
+    </w:p>
+    <w:p>
+      <w:pPr>
+        <w:pStyle w:val="ListParagraph"/>
+        <w:numPr>
+          <w:ilvl w:val="0"/>
+          <w:numId w:val="1"/>
+        </w:numPr>
+        <w:bidi w:val="false"/>
+        <w:spacing w:after="60" w:before="60"/>
+      </w:pPr>
+      <w:r>
+        <w:rPr>
+          <w:rFonts w:ascii="Aptos" w:cs="Aptos" w:eastAsia="Aptos" w:hAnsi="Aptos"/>
+          <w:color w:val="000000"/>
+          <w:sz w:val="24"/>
+          <w:szCs w:val="24"/>
+          <w:rtl w:val="false"/>
+        </w:rPr>
+        <w:t xml:space="preserve">Prometheus and monitoring</w:t>
+      </w:r>
+    </w:p>
+    <w:p>
+      <w:pPr>
+        <w:pStyle w:val="2"/>
+        <w:pStyle w:val="Heading2"/>
+        <w:bidi w:val="false"/>
+        <w:spacing w:after="120" w:before="240"/>
+      </w:pPr>
+      <w:bookmarkStart w:name="_Toc_Experience_4" w:id="1"/>
+      <w:r>
+        <w:rPr>
+          <w:rFonts w:ascii="Aptos" w:cs="Aptos" w:eastAsia="Aptos" w:hAnsi="Aptos"/>
+          <w:color w:val="000000"/>
+          <w:sz w:val="28"/>
+          <w:szCs w:val="28"/>
+          <w:rtl w:val="false"/>
+        </w:rPr>
+        <w:t xml:space="preserve">Experience</w:t>
+      </w:r>
+      <w:bookmarkEnd w:id="1"/>
+    </w:p>
+    <w:p>
+      <w:pPr>
+        <w:pStyle w:val="3"/>
+        <w:pStyle w:val="Heading3"/>
+        <w:bidi w:val="false"/>
+        <w:spacing w:after="120" w:before="240"/>
+      </w:pPr>
+      <w:bookmarkStart w:name="_Toc_Simplelife_Software_Developer_November_2_5" w:id="1"/>
+      <w:r>
+        <w:rPr>
+          <w:rFonts w:ascii="Aptos" w:cs="Aptos" w:eastAsia="Aptos" w:hAnsi="Aptos"/>
+          <w:color w:val="000000"/>
+          <w:sz w:val="24"/>
+          <w:szCs w:val="24"/>
+          <w:rtl w:val="false"/>
+        </w:rPr>
+        <w:t xml:space="preserve">Simple.life — Software Developer | November 2023 – July 2026</w:t>
+      </w:r>
+      <w:bookmarkEnd w:id="1"/>
+    </w:p>
+    <w:p>
+      <w:pPr>
+        <w:pStyle w:val="ListParagraph"/>
+        <w:numPr>
+          <w:ilvl w:val="0"/>
+          <w:numId w:val="1"/>
+        </w:numPr>
+        <w:bidi w:val="false"/>
+        <w:spacing w:after="60" w:before="60"/>
+      </w:pPr>
+      <w:r>
+        <w:rPr>
+          <w:rFonts w:ascii="Aptos" w:cs="Aptos" w:eastAsia="Aptos" w:hAnsi="Aptos"/>
+          <w:color w:val="000000"/>
+          <w:sz w:val="24"/>
+          <w:szCs w:val="24"/>
+          <w:rtl w:val="false"/>
+        </w:rPr>
+        <w:t xml:space="preserve">Designed and owned a Go-based support-automation platform connecting Zendesk, Intercom and internal services.</w:t>
+      </w:r>
+    </w:p>
+    <w:p>
+      <w:pPr>
+        <w:pStyle w:val="ListParagraph"/>
+        <w:numPr>
+          <w:ilvl w:val="0"/>
+          <w:numId w:val="1"/>
+        </w:numPr>
+        <w:bidi w:val="false"/>
+        <w:spacing w:after="60" w:before="60"/>
+      </w:pPr>
+      <w:r>
+        <w:rPr>
+          <w:rFonts w:ascii="Aptos" w:cs="Aptos" w:eastAsia="Aptos" w:hAnsi="Aptos"/>
+          <w:color w:val="000000"/>
+          <w:sz w:val="24"/>
+          <w:szCs w:val="24"/>
+          <w:rtl w:val="false"/>
+        </w:rPr>
+        <w:t xml:space="preserve">Built resilient message-delivery pipelines with fallback logic, retries and monitoring for incident and peak-load conditions.</w:t>
+      </w:r>
+    </w:p>
+    <w:p>
+      <w:pPr>
+        <w:pStyle w:val="ListParagraph"/>
+        <w:numPr>
+          <w:ilvl w:val="0"/>
+          <w:numId w:val="1"/>
+        </w:numPr>
+        <w:bidi w:val="false"/>
+        <w:spacing w:after="60" w:before="60"/>
+      </w:pPr>
+      <w:r>
+        <w:rPr>
+          <w:rFonts w:ascii="Aptos" w:cs="Aptos" w:eastAsia="Aptos" w:hAnsi="Aptos"/>
+          <w:color w:val="000000"/>
+          <w:sz w:val="24"/>
+          <w:szCs w:val="24"/>
+          <w:rtl w:val="false"/>
+        </w:rPr>
+        <w:t xml:space="preserve">Migrated business-critical flows from Zendesk to Intercom’s real-time engine and collaborated with Support Ops, Product and AI teams.
+Technologies: Go, REST APIs, backend integrations, monitoring, system design.</w:t>
+      </w:r>
+    </w:p>
+    <w:p>
+      <w:pPr>
+        <w:pStyle w:val="3"/>
+        <w:pStyle w:val="Heading3"/>
+        <w:bidi w:val="false"/>
+        <w:spacing w:after="120" w:before="240"/>
+      </w:pPr>
+      <w:bookmarkStart w:name="_Toc_CRURATED_PHP_Software_Developer_concurre_6" w:id="1"/>
+      <w:r>
+        <w:rPr>
+          <w:rFonts w:ascii="Aptos" w:cs="Aptos" w:eastAsia="Aptos" w:hAnsi="Aptos"/>
+          <w:color w:val="000000"/>
+          <w:sz w:val="24"/>
+          <w:szCs w:val="24"/>
+          <w:rtl w:val="false"/>
+        </w:rPr>
+        <w:t xml:space="preserve">CRURATED — PHP Software Developer, concurrent part-time subcontract | August 2024 – January 2026</w:t>
+      </w:r>
+      <w:bookmarkEnd w:id="1"/>
+    </w:p>
+    <w:p>
+      <w:pPr>
+        <w:pStyle w:val="ListParagraph"/>
+        <w:numPr>
+          <w:ilvl w:val="0"/>
+          <w:numId w:val="1"/>
+        </w:numPr>
+        <w:bidi w:val="false"/>
+        <w:spacing w:after="60" w:before="60"/>
+      </w:pPr>
+      <w:r>
+        <w:rPr>
+          <w:rFonts w:ascii="Aptos" w:cs="Aptos" w:eastAsia="Aptos" w:hAnsi="Aptos"/>
+          <w:color w:val="000000"/>
+          <w:sz w:val="24"/>
+          <w:szCs w:val="24"/>
+          <w:rtl w:val="false"/>
+        </w:rPr>
+        <w:t xml:space="preserve">Architected internal event analytics with versioned event schemas to make cross-team integrations consistent.</w:t>
+      </w:r>
+    </w:p>
+    <w:p>
+      <w:pPr>
+        <w:pStyle w:val="ListParagraph"/>
+        <w:numPr>
+          <w:ilvl w:val="0"/>
+          <w:numId w:val="1"/>
+        </w:numPr>
+        <w:bidi w:val="false"/>
+        <w:spacing w:after="60" w:before="60"/>
+      </w:pPr>
+      <w:r>
+        <w:rPr>
+          <w:rFonts w:ascii="Aptos" w:cs="Aptos" w:eastAsia="Aptos" w:hAnsi="Aptos"/>
+          <w:color w:val="000000"/>
+          <w:sz w:val="24"/>
+          <w:szCs w:val="24"/>
+          <w:rtl w:val="false"/>
+        </w:rPr>
+        <w:t xml:space="preserve">Built routing to webhook and S3 downstreams with delivery guarantees, backpressure handling, automatic retries and observability.</w:t>
+      </w:r>
+    </w:p>
+    <w:p>
+      <w:pPr>
+        <w:pStyle w:val="ListParagraph"/>
+        <w:numPr>
+          <w:ilvl w:val="0"/>
+          <w:numId w:val="1"/>
+        </w:numPr>
+        <w:bidi w:val="false"/>
+        <w:spacing w:after="60" w:before="60"/>
+      </w:pPr>
+      <w:r>
+        <w:rPr>
+          <w:rFonts w:ascii="Aptos" w:cs="Aptos" w:eastAsia="Aptos" w:hAnsi="Aptos"/>
+          <w:color w:val="000000"/>
+          <w:sz w:val="24"/>
+          <w:szCs w:val="24"/>
+          <w:rtl w:val="false"/>
+        </w:rPr>
+        <w:t xml:space="preserve">Increased DataLake throughput by more than 10x and reduced implementation time for new analytics streams to under four hours through modular design.
+Technologies: PHP, AWS, EventBridge, webhooks, S3, event-driven systems, observability.</w:t>
+      </w:r>
+    </w:p>
+    <w:p>
+      <w:pPr>
+        <w:pStyle w:val="3"/>
+        <w:pStyle w:val="Heading3"/>
+        <w:bidi w:val="false"/>
+        <w:spacing w:after="120" w:before="240"/>
+      </w:pPr>
+      <w:bookmarkStart w:name="_Toc_airSlate_Senior_Software_Developer_Techn_7" w:id="1"/>
+      <w:r>
+        <w:rPr>
+          <w:rFonts w:ascii="Aptos" w:cs="Aptos" w:eastAsia="Aptos" w:hAnsi="Aptos"/>
+          <w:color w:val="000000"/>
+          <w:sz w:val="24"/>
+          <w:szCs w:val="24"/>
+          <w:rtl w:val="false"/>
+        </w:rPr>
+        <w:t xml:space="preserve">airSlate — Senior Software Developer / Technical Lead | February 2021 – August 2023</w:t>
+      </w:r>
+      <w:bookmarkEnd w:id="1"/>
+    </w:p>
+    <w:p>
+      <w:pPr>
+        <w:pStyle w:val="ListParagraph"/>
+        <w:numPr>
+          <w:ilvl w:val="0"/>
+          <w:numId w:val="1"/>
+        </w:numPr>
+        <w:bidi w:val="false"/>
+        <w:spacing w:after="60" w:before="60"/>
+      </w:pPr>
+      <w:r>
+        <w:rPr>
+          <w:rFonts w:ascii="Aptos" w:cs="Aptos" w:eastAsia="Aptos" w:hAnsi="Aptos"/>
+          <w:color w:val="000000"/>
+          <w:sz w:val="24"/>
+          <w:szCs w:val="24"/>
+          <w:rtl w:val="false"/>
+        </w:rPr>
+        <w:t xml:space="preserve">Investigated API and database-query bottlenecks; optimisation work reduced average API response time by 30%.</w:t>
+      </w:r>
+    </w:p>
+    <w:p>
+      <w:pPr>
+        <w:pStyle w:val="ListParagraph"/>
+        <w:numPr>
+          <w:ilvl w:val="0"/>
+          <w:numId w:val="1"/>
+        </w:numPr>
+        <w:bidi w:val="false"/>
+        <w:spacing w:after="60" w:before="60"/>
+      </w:pPr>
+      <w:r>
+        <w:rPr>
+          <w:rFonts w:ascii="Aptos" w:cs="Aptos" w:eastAsia="Aptos" w:hAnsi="Aptos"/>
+          <w:color w:val="000000"/>
+          <w:sz w:val="24"/>
+          <w:szCs w:val="24"/>
+          <w:rtl w:val="false"/>
+        </w:rPr>
+        <w:t xml:space="preserve">Lowered maximum workload on the main database to 65%, helping avoid service interruptions during prime time.</w:t>
+      </w:r>
+    </w:p>
+    <w:p>
+      <w:pPr>
+        <w:pStyle w:val="ListParagraph"/>
+        <w:numPr>
+          <w:ilvl w:val="0"/>
+          <w:numId w:val="1"/>
+        </w:numPr>
+        <w:bidi w:val="false"/>
+        <w:spacing w:after="60" w:before="60"/>
+      </w:pPr>
+      <w:r>
+        <w:rPr>
+          <w:rFonts w:ascii="Aptos" w:cs="Aptos" w:eastAsia="Aptos" w:hAnsi="Aptos"/>
+          <w:color w:val="000000"/>
+          <w:sz w:val="24"/>
+          <w:szCs w:val="24"/>
+          <w:rtl w:val="false"/>
+        </w:rPr>
+        <w:t xml:space="preserve">Developed a Laravel/Symfony product-wide logger package following an interservice communication standard.</w:t>
+      </w:r>
+    </w:p>
+    <w:p>
+      <w:pPr>
+        <w:pStyle w:val="ListParagraph"/>
+        <w:numPr>
+          <w:ilvl w:val="0"/>
+          <w:numId w:val="1"/>
+        </w:numPr>
+        <w:bidi w:val="false"/>
+        <w:spacing w:after="60" w:before="60"/>
+      </w:pPr>
+      <w:r>
+        <w:rPr>
+          <w:rFonts w:ascii="Aptos" w:cs="Aptos" w:eastAsia="Aptos" w:hAnsi="Aptos"/>
+          <w:color w:val="000000"/>
+          <w:sz w:val="24"/>
+          <w:szCs w:val="24"/>
+          <w:rtl w:val="false"/>
+        </w:rPr>
+        <w:t xml:space="preserve">Migrated managed services from ECS to Kubernetes with Helm charts, GitHub Actions and ArgoCD, contributing to 30% cost reduction and more than 20% performance improvement.</w:t>
+      </w:r>
+    </w:p>
+    <w:p>
+      <w:pPr>
+        <w:pStyle w:val="ListParagraph"/>
+        <w:numPr>
+          <w:ilvl w:val="0"/>
+          <w:numId w:val="1"/>
+        </w:numPr>
+        <w:bidi w:val="false"/>
+        <w:spacing w:after="60" w:before="60"/>
+      </w:pPr>
+      <w:r>
+        <w:rPr>
+          <w:rFonts w:ascii="Aptos" w:cs="Aptos" w:eastAsia="Aptos" w:hAnsi="Aptos"/>
+          <w:color w:val="000000"/>
+          <w:sz w:val="24"/>
+          <w:szCs w:val="24"/>
+          <w:rtl w:val="false"/>
+        </w:rPr>
+        <w:t xml:space="preserve">Built CI/CD pipelines that accelerated feature delivery by about 70% and diagnosed production issues through logs, monitoring and SRE dashboards.</w:t>
+      </w:r>
+    </w:p>
+    <w:p>
+      <w:pPr>
+        <w:pStyle w:val="ListParagraph"/>
+        <w:numPr>
+          <w:ilvl w:val="0"/>
+          <w:numId w:val="1"/>
+        </w:numPr>
+        <w:bidi w:val="false"/>
+        <w:spacing w:after="60" w:before="60"/>
+      </w:pPr>
+      <w:r>
+        <w:rPr>
+          <w:rFonts w:ascii="Aptos" w:cs="Aptos" w:eastAsia="Aptos" w:hAnsi="Aptos"/>
+          <w:color w:val="000000"/>
+          <w:sz w:val="24"/>
+          <w:szCs w:val="24"/>
+          <w:rtl w:val="false"/>
+        </w:rPr>
+        <w:t xml:space="preserve">As Technical Lead, planned and distributed work, supported release plans and conducted more than 20 technical interviews.
+Technologies: PHP, Laravel, Symfony, MySQL, Elasticsearch, RabbitMQ, AWS, Kubernetes, Prometheus, REST APIs, CI/CD.</w:t>
+      </w:r>
+    </w:p>
+    <w:p>
+      <w:pPr>
+        <w:pStyle w:val="3"/>
+        <w:pStyle w:val="Heading3"/>
+        <w:bidi w:val="false"/>
+        <w:spacing w:after="120" w:before="240"/>
+      </w:pPr>
+      <w:bookmarkStart w:name="_Toc_Hyprr_Technical_Lead_November_2019_Janua_8" w:id="1"/>
+      <w:r>
+        <w:rPr>
+          <w:rFonts w:ascii="Aptos" w:cs="Aptos" w:eastAsia="Aptos" w:hAnsi="Aptos"/>
+          <w:color w:val="000000"/>
+          <w:sz w:val="24"/>
+          <w:szCs w:val="24"/>
+          <w:rtl w:val="false"/>
+        </w:rPr>
+        <w:t xml:space="preserve">Hyprr — Technical Lead | November 2019 – January 2021</w:t>
+      </w:r>
+      <w:bookmarkEnd w:id="1"/>
+    </w:p>
+    <w:p>
+      <w:pPr>
+        <w:pStyle w:val="ListParagraph"/>
+        <w:numPr>
+          <w:ilvl w:val="0"/>
+          <w:numId w:val="1"/>
+        </w:numPr>
+        <w:bidi w:val="false"/>
+        <w:spacing w:after="60" w:before="60"/>
+      </w:pPr>
+      <w:r>
+        <w:rPr>
+          <w:rFonts w:ascii="Aptos" w:cs="Aptos" w:eastAsia="Aptos" w:hAnsi="Aptos"/>
+          <w:color w:val="000000"/>
+          <w:sz w:val="24"/>
+          <w:szCs w:val="24"/>
+          <w:rtl w:val="false"/>
+        </w:rPr>
+        <w:t xml:space="preserve">Helped take a Web3 social and NFT platform from prototype to closed beta in under six months.</w:t>
+      </w:r>
+    </w:p>
+    <w:p>
+      <w:pPr>
+        <w:pStyle w:val="ListParagraph"/>
+        <w:numPr>
+          <w:ilvl w:val="0"/>
+          <w:numId w:val="1"/>
+        </w:numPr>
+        <w:bidi w:val="false"/>
+        <w:spacing w:after="60" w:before="60"/>
+      </w:pPr>
+      <w:r>
+        <w:rPr>
+          <w:rFonts w:ascii="Aptos" w:cs="Aptos" w:eastAsia="Aptos" w:hAnsi="Aptos"/>
+          <w:color w:val="000000"/>
+          <w:sz w:val="24"/>
+          <w:szCs w:val="24"/>
+          <w:rtl w:val="false"/>
+        </w:rPr>
+        <w:t xml:space="preserve">Collaborated with business and technical stakeholders on OKRs and the technology plan with the CTO.</w:t>
+      </w:r>
+    </w:p>
+    <w:p>
+      <w:pPr>
+        <w:pStyle w:val="ListParagraph"/>
+        <w:numPr>
+          <w:ilvl w:val="0"/>
+          <w:numId w:val="1"/>
+        </w:numPr>
+        <w:bidi w:val="false"/>
+        <w:spacing w:after="60" w:before="60"/>
+      </w:pPr>
+      <w:r>
+        <w:rPr>
+          <w:rFonts w:ascii="Aptos" w:cs="Aptos" w:eastAsia="Aptos" w:hAnsi="Aptos"/>
+          <w:color w:val="000000"/>
+          <w:sz w:val="24"/>
+          <w:szCs w:val="24"/>
+          <w:rtl w:val="false"/>
+        </w:rPr>
+        <w:t xml:space="preserve">Directly managed 10 developers and guided delivery across microservices, serverless solutions, CI/CD and reliability concerns.
+Technologies: PHP, Go, Laravel, MySQL, PostgreSQL, AWS, Kubernetes, Prometheus, Jaeger, REST APIs.</w:t>
+      </w:r>
+    </w:p>
+    <w:p>
+      <w:pPr>
+        <w:pStyle w:val="3"/>
+        <w:pStyle w:val="Heading3"/>
+        <w:bidi w:val="false"/>
+        <w:spacing w:after="120" w:before="240"/>
+      </w:pPr>
+      <w:bookmarkStart w:name="_Toc_Sixt_Senior_Software_Developer_December__9" w:id="1"/>
+      <w:r>
+        <w:rPr>
+          <w:rFonts w:ascii="Aptos" w:cs="Aptos" w:eastAsia="Aptos" w:hAnsi="Aptos"/>
+          <w:color w:val="000000"/>
+          <w:sz w:val="24"/>
+          <w:szCs w:val="24"/>
+          <w:rtl w:val="false"/>
+        </w:rPr>
+        <w:t xml:space="preserve">Sixt — Senior Software Developer | December 2018 – November 2019</w:t>
+      </w:r>
+      <w:bookmarkEnd w:id="1"/>
+    </w:p>
+    <w:p>
+      <w:pPr>
+        <w:pStyle w:val="ListParagraph"/>
+        <w:numPr>
+          <w:ilvl w:val="0"/>
+          <w:numId w:val="1"/>
+        </w:numPr>
+        <w:bidi w:val="false"/>
+        <w:spacing w:after="60" w:before="60"/>
+      </w:pPr>
+      <w:r>
+        <w:rPr>
+          <w:rFonts w:ascii="Aptos" w:cs="Aptos" w:eastAsia="Aptos" w:hAnsi="Aptos"/>
+          <w:color w:val="000000"/>
+          <w:sz w:val="24"/>
+          <w:szCs w:val="24"/>
+          <w:rtl w:val="false"/>
+        </w:rPr>
+        <w:t xml:space="preserve">Developed microservices under EU GDPR and PCI DSS requirements and took part in technical-viability assessments.</w:t>
+      </w:r>
+    </w:p>
+    <w:p>
+      <w:pPr>
+        <w:pStyle w:val="ListParagraph"/>
+        <w:numPr>
+          <w:ilvl w:val="0"/>
+          <w:numId w:val="1"/>
+        </w:numPr>
+        <w:bidi w:val="false"/>
+        <w:spacing w:after="60" w:before="60"/>
+      </w:pPr>
+      <w:r>
+        <w:rPr>
+          <w:rFonts w:ascii="Aptos" w:cs="Aptos" w:eastAsia="Aptos" w:hAnsi="Aptos"/>
+          <w:color w:val="000000"/>
+          <w:sz w:val="24"/>
+          <w:szCs w:val="24"/>
+          <w:rtl w:val="false"/>
+        </w:rPr>
+        <w:t xml:space="preserve">Conducted system audits, security assessments and vulnerability scans to identify risks and support compliant delivery.
+Technologies: backend microservices, security assessments, GDPR, PCI DSS.</w:t>
+      </w:r>
+    </w:p>
+    <w:p>
+      <w:pPr>
+        <w:pStyle w:val="3"/>
+        <w:pStyle w:val="Heading3"/>
+        <w:bidi w:val="false"/>
+        <w:spacing w:after="120" w:before="240"/>
+      </w:pPr>
+      <w:bookmarkStart w:name="_Toc_PDFfiller_Technical_Lead_October_2016_De_10" w:id="1"/>
+      <w:r>
+        <w:rPr>
+          <w:rFonts w:ascii="Aptos" w:cs="Aptos" w:eastAsia="Aptos" w:hAnsi="Aptos"/>
+          <w:color w:val="000000"/>
+          <w:sz w:val="24"/>
+          <w:szCs w:val="24"/>
+          <w:rtl w:val="false"/>
+        </w:rPr>
+        <w:t xml:space="preserve">PDFfiller — Technical Lead | October 2016 – December 2018</w:t>
+      </w:r>
+      <w:bookmarkEnd w:id="1"/>
+    </w:p>
+    <w:p>
+      <w:pPr>
+        <w:pStyle w:val="ListParagraph"/>
+        <w:numPr>
+          <w:ilvl w:val="0"/>
+          <w:numId w:val="1"/>
+        </w:numPr>
+        <w:bidi w:val="false"/>
+        <w:spacing w:after="60" w:before="60"/>
+      </w:pPr>
+      <w:r>
+        <w:rPr>
+          <w:rFonts w:ascii="Aptos" w:cs="Aptos" w:eastAsia="Aptos" w:hAnsi="Aptos"/>
+          <w:color w:val="000000"/>
+          <w:sz w:val="24"/>
+          <w:szCs w:val="24"/>
+          <w:rtl w:val="false"/>
+        </w:rPr>
+        <w:t xml:space="preserve">Led five backend engineers building a transactional-email service serving around 50 million emails per month.</w:t>
+      </w:r>
+    </w:p>
+    <w:p>
+      <w:pPr>
+        <w:pStyle w:val="ListParagraph"/>
+        <w:numPr>
+          <w:ilvl w:val="0"/>
+          <w:numId w:val="1"/>
+        </w:numPr>
+        <w:bidi w:val="false"/>
+        <w:spacing w:after="60" w:before="60"/>
+      </w:pPr>
+      <w:r>
+        <w:rPr>
+          <w:rFonts w:ascii="Aptos" w:cs="Aptos" w:eastAsia="Aptos" w:hAnsi="Aptos"/>
+          <w:color w:val="000000"/>
+          <w:sz w:val="24"/>
+          <w:szCs w:val="24"/>
+          <w:rtl w:val="false"/>
+        </w:rPr>
+        <w:t xml:space="preserve">Expanded service capacity by 400% and led the team through BFCM periods with more than 10x traffic growth.</w:t>
+      </w:r>
+    </w:p>
+    <w:p>
+      <w:pPr>
+        <w:pStyle w:val="ListParagraph"/>
+        <w:numPr>
+          <w:ilvl w:val="0"/>
+          <w:numId w:val="1"/>
+        </w:numPr>
+        <w:bidi w:val="false"/>
+        <w:spacing w:after="60" w:before="60"/>
+      </w:pPr>
+      <w:r>
+        <w:rPr>
+          <w:rFonts w:ascii="Aptos" w:cs="Aptos" w:eastAsia="Aptos" w:hAnsi="Aptos"/>
+          <w:color w:val="000000"/>
+          <w:sz w:val="24"/>
+          <w:szCs w:val="24"/>
+          <w:rtl w:val="false"/>
+        </w:rPr>
+        <w:t xml:space="preserve">Made technical decisions on messaging infrastructure including DNS, DKIM, SPF, DMARC and feedback loops.
+Technologies: PHP, Laravel, MySQL, Elasticsearch, RabbitMQ, AWS, email infrastructure.</w:t>
+      </w:r>
+    </w:p>
+    <w:p>
+      <w:pPr>
+        <w:pStyle w:val="2"/>
+        <w:pStyle w:val="Heading2"/>
+        <w:bidi w:val="false"/>
+        <w:spacing w:after="120" w:before="240"/>
+      </w:pPr>
+      <w:bookmarkStart w:name="_Toc_Education_11" w:id="1"/>
+      <w:r>
+        <w:rPr>
+          <w:rFonts w:ascii="Aptos" w:cs="Aptos" w:eastAsia="Aptos" w:hAnsi="Aptos"/>
+          <w:color w:val="000000"/>
+          <w:sz w:val="28"/>
+          <w:szCs w:val="28"/>
+          <w:rtl w:val="false"/>
+        </w:rPr>
+        <w:t xml:space="preserve">Education</w:t>
+      </w:r>
+      <w:bookmarkEnd w:id="1"/>
+    </w:p>
+    <w:p>
+      <w:pPr>
         <w:bidi w:val="false"/>
         <w:spacing w:after="120" w:before="120" w:line="259.20000000000005"/>
         <w:jc w:val="left"/>
@@ -150,7 +1087,7 @@
           <w:szCs w:val="24"/>
           <w:rtl w:val="false"/>
         </w:rPr>
-        <w:t xml:space="preserve">PHP, Laravel, Symfony, Go, MySQL, PostgreSQL, REST APIs, AWS, Kubernetes, RabbitMQ, Elasticsearch, GitHub Actions, Helm, ArgoCD, Prometheus.</w:t>
+        <w:t xml:space="preserve">MSc in Computer Science, National Technical University “Kharkiv Polytechnic Institute”, Kharkiv, Ukraine, 2003–2008.</w:t>
       </w:r>
     </w:p>
     <w:p>
@@ -160,7 +1097,7 @@
         <w:bidi w:val="false"/>
         <w:spacing w:after="120" w:before="240"/>
       </w:pPr>
-      <w:bookmarkStart w:name="_Toc_Experience_4" w:id="1"/>
+      <w:bookmarkStart w:name="_Toc_Languages_12" w:id="1"/>
       <w:r>
         <w:rPr>
           <w:rFonts w:ascii="Aptos" w:cs="Aptos" w:eastAsia="Aptos" w:hAnsi="Aptos"/>
@@ -169,27 +1106,7 @@
           <w:szCs w:val="28"/>
           <w:rtl w:val="false"/>
         </w:rPr>
-        <w:t xml:space="preserve">Experience</w:t>
-      </w:r>
-      <w:bookmarkEnd w:id="1"/>
-    </w:p>
-    <w:p>
-      <w:pPr>
-        <w:pStyle w:val="3"/>
-        <w:pStyle w:val="Heading3"/>
-        <w:bidi w:val="false"/>
-        <w:spacing w:after="120" w:before="240"/>
-      </w:pPr>
-      <w:bookmarkStart w:name="_Toc_Simplelife_Software_Developer_5" w:id="1"/>
-      <w:r>
-        <w:rPr>
-          <w:rFonts w:ascii="Aptos" w:cs="Aptos" w:eastAsia="Aptos" w:hAnsi="Aptos"/>
-          <w:color w:val="000000"/>
-          <w:sz w:val="24"/>
-          <w:szCs w:val="24"/>
-          <w:rtl w:val="false"/>
-        </w:rPr>
-        <w:t xml:space="preserve">Simple.life — Software Developer</w:t>
+        <w:t xml:space="preserve">Languages</w:t>
       </w:r>
       <w:bookmarkEnd w:id="1"/>
     </w:p>
@@ -207,339 +1124,7 @@
           <w:szCs w:val="24"/>
           <w:rtl w:val="false"/>
         </w:rPr>
-        <w:t xml:space="preserve">November 2023 – July 2026</w:t>
-      </w:r>
-    </w:p>
-    <w:p>
-      <w:pPr>
-        <w:pStyle w:val="ListParagraph"/>
-        <w:numPr>
-          <w:ilvl w:val="0"/>
-          <w:numId w:val="1"/>
-        </w:numPr>
-        <w:bidi w:val="false"/>
-        <w:spacing w:after="60" w:before="60"/>
-      </w:pPr>
-      <w:r>
-        <w:rPr>
-          <w:rFonts w:ascii="Aptos" w:cs="Aptos" w:eastAsia="Aptos" w:hAnsi="Aptos"/>
-          <w:color w:val="000000"/>
-          <w:sz w:val="24"/>
-          <w:szCs w:val="24"/>
-          <w:rtl w:val="false"/>
-        </w:rPr>
-        <w:t xml:space="preserve">Owned a Go automation platform integrating Zendesk, Intercom, and internal services; built resilient delivery pipelines with retries and monitoring.
-Technologies: Go, REST APIs, Zendesk, Intercom, monitoring.</w:t>
-      </w:r>
-    </w:p>
-    <w:p>
-      <w:pPr>
-        <w:pStyle w:val="3"/>
-        <w:pStyle w:val="Heading3"/>
-        <w:bidi w:val="false"/>
-        <w:spacing w:after="120" w:before="240"/>
-      </w:pPr>
-      <w:bookmarkStart w:name="_Toc_CRURATED_PHP_Software_Developer_concurre_6" w:id="1"/>
-      <w:r>
-        <w:rPr>
-          <w:rFonts w:ascii="Aptos" w:cs="Aptos" w:eastAsia="Aptos" w:hAnsi="Aptos"/>
-          <w:color w:val="000000"/>
-          <w:sz w:val="24"/>
-          <w:szCs w:val="24"/>
-          <w:rtl w:val="false"/>
-        </w:rPr>
-        <w:t xml:space="preserve">CRURATED — PHP Software Developer, concurrent part-time consulting engagement</w:t>
-      </w:r>
-      <w:bookmarkEnd w:id="1"/>
-    </w:p>
-    <w:p>
-      <w:pPr>
-        <w:bidi w:val="false"/>
-        <w:spacing w:after="120" w:before="120" w:line="259.20000000000005"/>
-        <w:jc w:val="left"/>
-      </w:pPr>
-      <w:r>
-        <w:rPr>
-          <w:rFonts w:ascii="Aptos" w:cs="Aptos" w:eastAsia="Aptos" w:hAnsi="Aptos"/>
-          <w:color w:val="000000"/>
-          <w:sz w:val="24"/>
-          <w:szCs w:val="24"/>
-          <w:rtl w:val="false"/>
-        </w:rPr>
-        <w:t xml:space="preserve">August 2024 – January 2026</w:t>
-      </w:r>
-    </w:p>
-    <w:p>
-      <w:pPr>
-        <w:pStyle w:val="ListParagraph"/>
-        <w:numPr>
-          <w:ilvl w:val="0"/>
-          <w:numId w:val="1"/>
-        </w:numPr>
-        <w:bidi w:val="false"/>
-        <w:spacing w:after="60" w:before="60"/>
-      </w:pPr>
-      <w:r>
-        <w:rPr>
-          <w:rFonts w:ascii="Aptos" w:cs="Aptos" w:eastAsia="Aptos" w:hAnsi="Aptos"/>
-          <w:color w:val="000000"/>
-          <w:sz w:val="24"/>
-          <w:szCs w:val="24"/>
-          <w:rtl w:val="false"/>
-        </w:rPr>
-        <w:t xml:space="preserve">Architected event analytics infrastructure with versioned schemas, queue-based routing, retries, and observability.
-Technologies: PHP, AWS EventBridge, queues, webhooks, S3, observability.</w:t>
-      </w:r>
-    </w:p>
-    <w:p>
-      <w:pPr>
-        <w:pStyle w:val="3"/>
-        <w:pStyle w:val="Heading3"/>
-        <w:bidi w:val="false"/>
-        <w:spacing w:after="120" w:before="240"/>
-      </w:pPr>
-      <w:bookmarkStart w:name="_Toc_airSlate_Senior_Software_Developer_Techn_7" w:id="1"/>
-      <w:r>
-        <w:rPr>
-          <w:rFonts w:ascii="Aptos" w:cs="Aptos" w:eastAsia="Aptos" w:hAnsi="Aptos"/>
-          <w:color w:val="000000"/>
-          <w:sz w:val="24"/>
-          <w:szCs w:val="24"/>
-          <w:rtl w:val="false"/>
-        </w:rPr>
-        <w:t xml:space="preserve">airSlate — Senior Software Developer / Technical Lead</w:t>
-      </w:r>
-      <w:bookmarkEnd w:id="1"/>
-    </w:p>
-    <w:p>
-      <w:pPr>
-        <w:bidi w:val="false"/>
-        <w:spacing w:after="120" w:before="120" w:line="259.20000000000005"/>
-        <w:jc w:val="left"/>
-      </w:pPr>
-      <w:r>
-        <w:rPr>
-          <w:rFonts w:ascii="Aptos" w:cs="Aptos" w:eastAsia="Aptos" w:hAnsi="Aptos"/>
-          <w:color w:val="000000"/>
-          <w:sz w:val="24"/>
-          <w:szCs w:val="24"/>
-          <w:rtl w:val="false"/>
-        </w:rPr>
-        <w:t xml:space="preserve">February 2021 – August 2023</w:t>
-      </w:r>
-    </w:p>
-    <w:p>
-      <w:pPr>
-        <w:pStyle w:val="ListParagraph"/>
-        <w:numPr>
-          <w:ilvl w:val="0"/>
-          <w:numId w:val="1"/>
-        </w:numPr>
-        <w:bidi w:val="false"/>
-        <w:spacing w:after="60" w:before="60"/>
-      </w:pPr>
-      <w:r>
-        <w:rPr>
-          <w:rFonts w:ascii="Aptos" w:cs="Aptos" w:eastAsia="Aptos" w:hAnsi="Aptos"/>
-          <w:color w:val="000000"/>
-          <w:sz w:val="24"/>
-          <w:szCs w:val="24"/>
-          <w:rtl w:val="false"/>
-        </w:rPr>
-        <w:t xml:space="preserve">Improved API and query performance; migrated services from ECS to Kubernetes; delivered Laravel/Symfony logging and CI/CD workflows.
-Technologies: PHP, Laravel, Symfony, MySQL, Elasticsearch, RabbitMQ, AWS, Kubernetes, Helm, ArgoCD, Prometheus.</w:t>
-      </w:r>
-    </w:p>
-    <w:p>
-      <w:pPr>
-        <w:pStyle w:val="3"/>
-        <w:pStyle w:val="Heading3"/>
-        <w:bidi w:val="false"/>
-        <w:spacing w:after="120" w:before="240"/>
-      </w:pPr>
-      <w:bookmarkStart w:name="_Toc_Hyprr_Technical_Lead_8" w:id="1"/>
-      <w:r>
-        <w:rPr>
-          <w:rFonts w:ascii="Aptos" w:cs="Aptos" w:eastAsia="Aptos" w:hAnsi="Aptos"/>
-          <w:color w:val="000000"/>
-          <w:sz w:val="24"/>
-          <w:szCs w:val="24"/>
-          <w:rtl w:val="false"/>
-        </w:rPr>
-        <w:t xml:space="preserve">Hyprr — Technical Lead</w:t>
-      </w:r>
-      <w:bookmarkEnd w:id="1"/>
-    </w:p>
-    <w:p>
-      <w:pPr>
-        <w:bidi w:val="false"/>
-        <w:spacing w:after="120" w:before="120" w:line="259.20000000000005"/>
-        <w:jc w:val="left"/>
-      </w:pPr>
-      <w:r>
-        <w:rPr>
-          <w:rFonts w:ascii="Aptos" w:cs="Aptos" w:eastAsia="Aptos" w:hAnsi="Aptos"/>
-          <w:color w:val="000000"/>
-          <w:sz w:val="24"/>
-          <w:szCs w:val="24"/>
-          <w:rtl w:val="false"/>
-        </w:rPr>
-        <w:t xml:space="preserve">November 2019 – January 2021</w:t>
-      </w:r>
-    </w:p>
-    <w:p>
-      <w:pPr>
-        <w:pStyle w:val="ListParagraph"/>
-        <w:numPr>
-          <w:ilvl w:val="0"/>
-          <w:numId w:val="1"/>
-        </w:numPr>
-        <w:bidi w:val="false"/>
-        <w:spacing w:after="60" w:before="60"/>
-      </w:pPr>
-      <w:r>
-        <w:rPr>
-          <w:rFonts w:ascii="Aptos" w:cs="Aptos" w:eastAsia="Aptos" w:hAnsi="Aptos"/>
-          <w:color w:val="000000"/>
-          <w:sz w:val="24"/>
-          <w:szCs w:val="24"/>
-          <w:rtl w:val="false"/>
-        </w:rPr>
-        <w:t xml:space="preserve">Led backend development and delivery from prototype to closed beta in under six months.
-Technologies: PHP, Go, Laravel, MySQL, AWS, Kubernetes, microservices.</w:t>
-      </w:r>
-    </w:p>
-    <w:p>
-      <w:pPr>
-        <w:pStyle w:val="3"/>
-        <w:pStyle w:val="Heading3"/>
-        <w:bidi w:val="false"/>
-        <w:spacing w:after="120" w:before="240"/>
-      </w:pPr>
-      <w:bookmarkStart w:name="_Toc_PDFfiller_Technical_Lead_9" w:id="1"/>
-      <w:r>
-        <w:rPr>
-          <w:rFonts w:ascii="Aptos" w:cs="Aptos" w:eastAsia="Aptos" w:hAnsi="Aptos"/>
-          <w:color w:val="000000"/>
-          <w:sz w:val="24"/>
-          <w:szCs w:val="24"/>
-          <w:rtl w:val="false"/>
-        </w:rPr>
-        <w:t xml:space="preserve">PDFfiller — Technical Lead</w:t>
-      </w:r>
-      <w:bookmarkEnd w:id="1"/>
-    </w:p>
-    <w:p>
-      <w:pPr>
-        <w:bidi w:val="false"/>
-        <w:spacing w:after="120" w:before="120" w:line="259.20000000000005"/>
-        <w:jc w:val="left"/>
-      </w:pPr>
-      <w:r>
-        <w:rPr>
-          <w:rFonts w:ascii="Aptos" w:cs="Aptos" w:eastAsia="Aptos" w:hAnsi="Aptos"/>
-          <w:color w:val="000000"/>
-          <w:sz w:val="24"/>
-          <w:szCs w:val="24"/>
-          <w:rtl w:val="false"/>
-        </w:rPr>
-        <w:t xml:space="preserve">October 2016 – December 2018</w:t>
-      </w:r>
-    </w:p>
-    <w:p>
-      <w:pPr>
-        <w:pStyle w:val="ListParagraph"/>
-        <w:numPr>
-          <w:ilvl w:val="0"/>
-          <w:numId w:val="1"/>
-        </w:numPr>
-        <w:bidi w:val="false"/>
-        <w:spacing w:after="60" w:before="60"/>
-      </w:pPr>
-      <w:r>
-        <w:rPr>
-          <w:rFonts w:ascii="Aptos" w:cs="Aptos" w:eastAsia="Aptos" w:hAnsi="Aptos"/>
-          <w:color w:val="000000"/>
-          <w:sz w:val="24"/>
-          <w:szCs w:val="24"/>
-          <w:rtl w:val="false"/>
-        </w:rPr>
-        <w:t xml:space="preserve">Led five backend engineers on transactional-email services handling around 50 million emails monthly.
-Technologies: PHP, Laravel, MySQL, Elasticsearch, RabbitMQ, AWS, DNS, DKIM, SPF, DMARC.</w:t>
-      </w:r>
-    </w:p>
-    <w:p>
-      <w:pPr>
-        <w:pStyle w:val="2"/>
-        <w:pStyle w:val="Heading2"/>
-        <w:bidi w:val="false"/>
-        <w:spacing w:after="120" w:before="240"/>
-      </w:pPr>
-      <w:bookmarkStart w:name="_Toc_Education_10" w:id="1"/>
-      <w:r>
-        <w:rPr>
-          <w:rFonts w:ascii="Aptos" w:cs="Aptos" w:eastAsia="Aptos" w:hAnsi="Aptos"/>
-          <w:color w:val="000000"/>
-          <w:sz w:val="28"/>
-          <w:szCs w:val="28"/>
-          <w:rtl w:val="false"/>
-        </w:rPr>
-        <w:t xml:space="preserve">Education</w:t>
-      </w:r>
-      <w:bookmarkEnd w:id="1"/>
-    </w:p>
-    <w:p>
-      <w:pPr>
-        <w:bidi w:val="false"/>
-        <w:spacing w:after="120" w:before="120" w:line="259.20000000000005"/>
-        <w:jc w:val="left"/>
-      </w:pPr>
-      <w:r>
-        <w:rPr>
-          <w:rFonts w:ascii="Aptos" w:cs="Aptos" w:eastAsia="Aptos" w:hAnsi="Aptos"/>
-          <w:color w:val="000000"/>
-          <w:sz w:val="24"/>
-          <w:szCs w:val="24"/>
-          <w:rtl w:val="false"/>
-        </w:rPr>
-        <w:t xml:space="preserve">MSc in Computer Science, National Technical University, Kharkiv, 2003–2008</w:t>
-      </w:r>
-    </w:p>
-    <w:p>
-      <w:pPr>
-        <w:pStyle w:val="2"/>
-        <w:pStyle w:val="Heading2"/>
-        <w:bidi w:val="false"/>
-        <w:spacing w:after="120" w:before="240"/>
-      </w:pPr>
-      <w:bookmarkStart w:name="_Toc_Languages_11" w:id="1"/>
-      <w:r>
-        <w:rPr>
-          <w:rFonts w:ascii="Aptos" w:cs="Aptos" w:eastAsia="Aptos" w:hAnsi="Aptos"/>
-          <w:color w:val="000000"/>
-          <w:sz w:val="28"/>
-          <w:szCs w:val="28"/>
-          <w:rtl w:val="false"/>
-        </w:rPr>
-        <w:t xml:space="preserve">Languages</w:t>
-      </w:r>
-      <w:bookmarkEnd w:id="1"/>
-    </w:p>
-    <w:p>
-      <w:pPr>
-        <w:bidi w:val="false"/>
-        <w:spacing w:after="120" w:before="120" w:line="259.20000000000005"/>
-        <w:jc w:val="left"/>
-      </w:pPr>
-      <w:r>
-        <w:rPr>
-          <w:rFonts w:ascii="Aptos" w:cs="Aptos" w:eastAsia="Aptos" w:hAnsi="Aptos"/>
-          <w:color w:val="000000"/>
-          <w:sz w:val="24"/>
-          <w:szCs w:val="24"/>
-          <w:rtl w:val="false"/>
-        </w:rPr>
-        <w:t xml:space="preserve">Ukrainian (native); English (upper-intermediate / professional working).</w:t>
+        <w:t xml:space="preserve">Ukrainian (native); English (professional working).</w:t>
       </w:r>
     </w:p>
     <w:sectPr>
